--- a/05_Website_Angular/docs/Linaw-PH-Research-Instruments.docx
+++ b/05_Website_Angular/docs/Linaw-PH-Research-Instruments.docx
@@ -12986,7 +12986,7 @@
           <w:sz w:val="19"/>
           <w:szCs w:val="19"/>
         </w:rPr>
-        <w:t xml:space="preserve">One job posting stating all three requirements: required skills, a minimum education level, and minimum months of experience.</w:t>
+        <w:t>One job posting stating all three requirements: required skills, a minimum education level, and minimum experience requirement.</w:t>
       </w:r>
     </w:p>
     <w:p>
